--- a/docx/es/BUFRCREX_CodeFlag_es_33.docx
+++ b/docx/es/BUFRCREX_CodeFlag_es_33.docx
@@ -22,7 +22,7 @@
           <w:b/>
           <w:sz w:val="18"/>
         </w:rPr>
-        <w:t>033002  Información sobre la calidad</w:t>
+        <w:t>0 33 002  Información sobre la calidad</w:t>
       </w:r>
     </w:p>
     <w:tbl>
@@ -309,7 +309,7 @@
           <w:b/>
           <w:sz w:val="18"/>
         </w:rPr>
-        <w:t>033003  Información sobre la calidad</w:t>
+        <w:t>0 33 003  Información sobre la calidad</w:t>
       </w:r>
     </w:p>
     <w:tbl>
@@ -694,7 +694,7 @@
           <w:b/>
           <w:sz w:val="18"/>
         </w:rPr>
-        <w:t>033005  Información sobre la calidad (datos EMA)</w:t>
+        <w:t>0 33 005  Información sobre la calidad (datos EMA)</w:t>
       </w:r>
     </w:p>
     <w:tbl>
@@ -2010,7 +2010,7 @@
           <w:b/>
           <w:sz w:val="18"/>
         </w:rPr>
-        <w:t>033006  Información interna sobre el estado de la medición (EMA)</w:t>
+        <w:t>0 33 006  Información interna sobre el estado de la medición (EMA)</w:t>
       </w:r>
     </w:p>
     <w:tbl>
@@ -2395,7 +2395,7 @@
           <w:b/>
           <w:sz w:val="18"/>
         </w:rPr>
-        <w:t>033015  Indicador de verificación de la calidad de los datos</w:t>
+        <w:t>0 33 015  Indicador de verificación de la calidad de los datos</w:t>
       </w:r>
     </w:p>
     <w:tbl>
@@ -3319,7 +3319,7 @@
           <w:b/>
           <w:sz w:val="18"/>
         </w:rPr>
-        <w:t>033020  Indicación del control de calidad del valor siguiente</w:t>
+        <w:t>0 33 020  Indicación del control de calidad del valor siguiente</w:t>
       </w:r>
     </w:p>
     <w:tbl>
@@ -3802,7 +3802,7 @@
           <w:b/>
           <w:sz w:val="18"/>
         </w:rPr>
-        <w:t>033021  Calidad del valor siguiente</w:t>
+        <w:t>0 33 021  Calidad del valor siguiente</w:t>
       </w:r>
     </w:p>
     <w:tbl>
@@ -4089,7 +4089,7 @@
           <w:b/>
           <w:sz w:val="18"/>
         </w:rPr>
-        <w:t>033022  Calidad de la transmisión entre el satélite y la boya</w:t>
+        <w:t>0 33 022  Calidad de la transmisión entre el satélite y la boya</w:t>
       </w:r>
     </w:p>
     <w:tbl>
@@ -4376,7 +4376,7 @@
           <w:b/>
           <w:sz w:val="18"/>
         </w:rPr>
-        <w:t>033023  Calidad de la ubicación de la boya</w:t>
+        <w:t>0 33 023  Calidad de la ubicación de la boya</w:t>
       </w:r>
     </w:p>
     <w:tbl>
@@ -4663,7 +4663,7 @@
           <w:b/>
           <w:sz w:val="18"/>
         </w:rPr>
-        <w:t>033024  Marca de la calidad de la elevación de la estación (para estaciones móviles)</w:t>
+        <w:t>0 33 024  Marca de la calidad de la elevación de la estación (para estaciones móviles)</w:t>
       </w:r>
     </w:p>
     <w:tbl>
@@ -5293,7 +5293,7 @@
           <w:b/>
           <w:sz w:val="18"/>
         </w:rPr>
-        <w:t>033025  Indicador de valores interpolados ACARS</w:t>
+        <w:t>0 33 025  Indicador de valores interpolados ACARS</w:t>
       </w:r>
     </w:p>
     <w:tbl>
@@ -5678,7 +5678,7 @@
           <w:b/>
           <w:sz w:val="18"/>
         </w:rPr>
-        <w:t>033026  Calidad de la humedad</w:t>
+        <w:t>0 33 026  Calidad de la humedad</w:t>
       </w:r>
     </w:p>
     <w:tbl>
@@ -6651,7 +6651,7 @@
           <w:b/>
           <w:sz w:val="18"/>
         </w:rPr>
-        <w:t>033027  Clase de la calidad de la ubicación (alcance del radio de 66% de confianza)</w:t>
+        <w:t>0 33 027  Clase de la calidad de la ubicación (alcance del radio de 66% de confianza)</w:t>
       </w:r>
     </w:p>
     <w:tbl>
@@ -7085,7 +7085,7 @@
           <w:b/>
           <w:sz w:val="18"/>
         </w:rPr>
-        <w:t>033028  Calidad general de la instantánea</w:t>
+        <w:t>0 33 028  Calidad general de la instantánea</w:t>
       </w:r>
     </w:p>
     <w:tbl>
@@ -7470,7 +7470,7 @@
           <w:b/>
           <w:sz w:val="18"/>
         </w:rPr>
-        <w:t>033030  Banderines de estado de la línea de exploración para ATOVS</w:t>
+        <w:t>0 33 030  Banderines de estado de la línea de exploración para ATOVS</w:t>
       </w:r>
     </w:p>
     <w:tbl>
@@ -8002,7 +8002,7 @@
           <w:b/>
           <w:sz w:val="18"/>
         </w:rPr>
-        <w:t>033031  Banderines de calidad de la línea de exploración para ATOVS</w:t>
+        <w:t>0 33 031  Banderines de calidad de la línea de exploración para ATOVS</w:t>
       </w:r>
     </w:p>
     <w:tbl>
@@ -9220,7 +9220,7 @@
           <w:b/>
           <w:sz w:val="18"/>
         </w:rPr>
-        <w:t>033032  Banderines de calidad del canal para ATOVS</w:t>
+        <w:t>0 33 032  Banderines de calidad del canal para ATOVS</w:t>
       </w:r>
     </w:p>
     <w:tbl>
@@ -9752,7 +9752,7 @@
           <w:b/>
           <w:sz w:val="18"/>
         </w:rPr>
-        <w:t>033033  Banderines de calidad del campo de visión para ATOVS</w:t>
+        <w:t>0 33 033  Banderines de calidad del campo de visión para ATOVS</w:t>
       </w:r>
     </w:p>
     <w:tbl>
@@ -10089,7 +10089,7 @@
           <w:b/>
           <w:sz w:val="18"/>
         </w:rPr>
-        <w:t>033035  Control de calidad manual/automático</w:t>
+        <w:t>0 33 035  Control de calidad manual/automático</w:t>
       </w:r>
     </w:p>
     <w:tbl>
@@ -10719,7 +10719,7 @@
           <w:b/>
           <w:sz w:val="18"/>
         </w:rPr>
-        <w:t>033037  Error de correlación del viento</w:t>
+        <w:t>0 33 037  Error de correlación del viento</w:t>
       </w:r>
     </w:p>
     <w:tbl>
@@ -11790,7 +11790,7 @@
           <w:b/>
           <w:sz w:val="18"/>
         </w:rPr>
-        <w:t>033038  Banderines de calidad para datos del GNSS* basados en tierra</w:t>
+        <w:t>0 33 038  Banderines de calidad para datos del GNSS* basados en tierra</w:t>
       </w:r>
     </w:p>
     <w:tbl>
@@ -12371,7 +12371,7 @@
           <w:b/>
           <w:sz w:val="18"/>
         </w:rPr>
-        <w:t>033039  Banderines de calidad para datos de ocultación radio</w:t>
+        <w:t>0 33 039  Banderines de calidad para datos de ocultación radio</w:t>
       </w:r>
     </w:p>
     <w:tbl>
@@ -13001,7 +13001,7 @@
           <w:b/>
           <w:sz w:val="18"/>
         </w:rPr>
-        <w:t>033041  Atributo del valor siguiente</w:t>
+        <w:t>0 33 041  Atributo del valor siguiente</w:t>
       </w:r>
     </w:p>
     <w:tbl>
@@ -13288,7 +13288,7 @@
           <w:b/>
           <w:sz w:val="18"/>
         </w:rPr>
-        <w:t>033042  Tipo de límite representado por el valor siguiente</w:t>
+        <w:t>0 33 042  Tipo de límite representado por el valor siguiente</w:t>
       </w:r>
     </w:p>
     <w:tbl>
@@ -13673,7 +13673,7 @@
           <w:b/>
           <w:sz w:val="18"/>
         </w:rPr>
-        <w:t>033043  Grado de confianza de la temperatura media en superficie</w:t>
+        <w:t>0 33 043  Grado de confianza de la temperatura media en superficie</w:t>
       </w:r>
     </w:p>
     <w:tbl>
@@ -14058,7 +14058,7 @@
           <w:b/>
           <w:sz w:val="18"/>
         </w:rPr>
-        <w:t>033044  Información sobre la calidad de los datos de ASAR*</w:t>
+        <w:t>0 33 044  Información sobre la calidad de los datos de ASAR*</w:t>
       </w:r>
     </w:p>
     <w:tbl>
@@ -14884,7 +14884,7 @@
           <w:b/>
           <w:sz w:val="18"/>
         </w:rPr>
-        <w:t>033047  Datos de confianza de las mediciones</w:t>
+        <w:t>0 33 047  Datos de confianza de las mediciones</w:t>
       </w:r>
     </w:p>
     <w:tbl>
@@ -16396,7 +16396,7 @@
           <w:b/>
           <w:sz w:val="18"/>
         </w:rPr>
-        <w:t>033048  Medida de confianza de inversión SAR*</w:t>
+        <w:t>0 33 048  Medida de confianza de inversión SAR*</w:t>
       </w:r>
     </w:p>
     <w:tbl>
@@ -16683,7 +16683,7 @@
           <w:b/>
           <w:sz w:val="18"/>
         </w:rPr>
-        <w:t>033049  Medida de confianza de recuperación de viento</w:t>
+        <w:t>0 33 049  Medida de confianza de recuperación de viento</w:t>
       </w:r>
     </w:p>
     <w:tbl>
@@ -16970,7 +16970,7 @@
           <w:b/>
           <w:sz w:val="18"/>
         </w:rPr>
-        <w:t>033050  Banderín de calidad mundial del GTSPP</w:t>
+        <w:t>0 33 050  Banderín de calidad mundial del GTSPP</w:t>
       </w:r>
     </w:p>
     <w:tbl>
@@ -17600,7 +17600,7 @@
           <w:b/>
           <w:sz w:val="18"/>
         </w:rPr>
-        <w:t>033052  Calidad de reseguimiento de datos oceánicos en banda S</w:t>
+        <w:t>0 33 052  Calidad de reseguimiento de datos oceánicos en banda S</w:t>
       </w:r>
     </w:p>
     <w:tbl>
@@ -17789,7 +17789,7 @@
           <w:b/>
           <w:sz w:val="18"/>
         </w:rPr>
-        <w:t>033053  Calidad de reseguimiento de datos oceánicos en banda Ku</w:t>
+        <w:t>0 33 053  Calidad de reseguimiento de datos oceánicos en banda Ku</w:t>
       </w:r>
     </w:p>
     <w:tbl>
@@ -17978,7 +17978,7 @@
           <w:b/>
           <w:sz w:val="18"/>
         </w:rPr>
-        <w:t>033055  Banderín de calidad del vector de viento</w:t>
+        <w:t>0 33 055  Banderín de calidad del vector de viento</w:t>
       </w:r>
     </w:p>
     <w:tbl>
@@ -18804,7 +18804,7 @@
           <w:b/>
           <w:sz w:val="18"/>
         </w:rPr>
-        <w:t>033056  Banderín de calidad Sigma-0</w:t>
+        <w:t>0 33 056  Banderín de calidad Sigma-0</w:t>
       </w:r>
     </w:p>
     <w:tbl>
@@ -19679,7 +19679,7 @@
           <w:b/>
           <w:sz w:val="18"/>
         </w:rPr>
-        <w:t>033060  GqisFlagQual– banderín de calidad individual del sistema IASI</w:t>
+        <w:t>0 33 060  GqisFlagQual– banderín de calidad individual del sistema IASI</w:t>
       </w:r>
     </w:p>
     <w:tbl>
@@ -19966,7 +19966,7 @@
           <w:b/>
           <w:sz w:val="18"/>
         </w:rPr>
-        <w:t>033066  Banderín de calidad de los AMV*</w:t>
+        <w:t>0 33 066  Banderín de calidad de los AMV*</w:t>
       </w:r>
     </w:p>
     <w:tbl>
@@ -20351,7 +20351,7 @@
           <w:b/>
           <w:sz w:val="18"/>
         </w:rPr>
-        <w:t>033070  Calidad del contenido total de ozono</w:t>
+        <w:t>0 33 070  Calidad del contenido total de ozono</w:t>
       </w:r>
     </w:p>
     <w:tbl>
@@ -21177,7 +21177,7 @@
           <w:b/>
           <w:sz w:val="18"/>
         </w:rPr>
-        <w:t>033071  Calidad del perfil de ozono</w:t>
+        <w:t>0 33 071  Calidad del perfil de ozono</w:t>
       </w:r>
     </w:p>
     <w:tbl>
@@ -21807,7 +21807,7 @@
           <w:b/>
           <w:sz w:val="18"/>
         </w:rPr>
-        <w:t>033072  Error en ozono</w:t>
+        <w:t>0 33 072  Error en ozono</w:t>
       </w:r>
     </w:p>
     <w:tbl>
@@ -22829,7 +22829,7 @@
           <w:b/>
           <w:sz w:val="18"/>
         </w:rPr>
-        <w:t>033075  Banderines de calidad del nivel de exploración</w:t>
+        <w:t>0 33 075  Banderines de calidad del nivel de exploración</w:t>
       </w:r>
     </w:p>
     <w:tbl>
@@ -23265,7 +23265,7 @@
           <w:b/>
           <w:sz w:val="18"/>
         </w:rPr>
-        <w:t>033076  Banderines de calidad de la calibración</w:t>
+        <w:t>0 33 076  Banderines de calidad de la calibración</w:t>
       </w:r>
     </w:p>
     <w:tbl>
@@ -23554,7 +23554,7 @@
           <w:b/>
           <w:sz w:val="18"/>
         </w:rPr>
-        <w:t>033077  Banderines de calidad del campo de visión</w:t>
+        <w:t>0 33 077  Banderines de calidad del campo de visión</w:t>
       </w:r>
     </w:p>
     <w:tbl>
@@ -24338,7 +24338,7 @@
           <w:b/>
           <w:sz w:val="18"/>
         </w:rPr>
-        <w:t>033078  Calidad del geoposicionamiento</w:t>
+        <w:t>0 33 078  Calidad del geoposicionamiento</w:t>
       </w:r>
     </w:p>
     <w:tbl>
@@ -24723,7 +24723,7 @@
           <w:b/>
           <w:sz w:val="18"/>
         </w:rPr>
-        <w:t>033079  Banderines de calidad del nivel granulado</w:t>
+        <w:t>0 33 079  Banderines de calidad del nivel granulado</w:t>
       </w:r>
     </w:p>
     <w:tbl>
@@ -25402,7 +25402,7 @@
           <w:b/>
           <w:sz w:val="18"/>
         </w:rPr>
-        <w:t>033080  Banderines de calidad del nivel de exploración</w:t>
+        <w:t>0 33 080  Banderines de calidad del nivel de exploración</w:t>
       </w:r>
     </w:p>
     <w:tbl>
@@ -26228,7 +26228,7 @@
           <w:b/>
           <w:sz w:val="18"/>
         </w:rPr>
-        <w:t>033081  Banderines de calidad de los datos del canal</w:t>
+        <w:t>0 33 081  Banderines de calidad de los datos del canal</w:t>
       </w:r>
     </w:p>
     <w:tbl>
@@ -26858,7 +26858,7 @@
           <w:b/>
           <w:sz w:val="18"/>
         </w:rPr>
-        <w:t>033082  Banderines de calidad del geoposicionamiento</w:t>
+        <w:t>0 33 082  Banderines de calidad del geoposicionamiento</w:t>
       </w:r>
     </w:p>
     <w:tbl>
@@ -27537,7 +27537,7 @@
           <w:b/>
           <w:sz w:val="18"/>
         </w:rPr>
-        <w:t>033083  Banderines de calidad de los datos de radiancia</w:t>
+        <w:t>0 33 083  Banderines de calidad de los datos de radiancia</w:t>
       </w:r>
     </w:p>
     <w:tbl>
@@ -28216,7 +28216,7 @@
           <w:b/>
           <w:sz w:val="18"/>
         </w:rPr>
-        <w:t>033084  Banderines de calidad del nivel del pixel</w:t>
+        <w:t>0 33 084  Banderines de calidad del nivel del pixel</w:t>
       </w:r>
     </w:p>
     <w:tbl>
@@ -28895,7 +28895,7 @@
           <w:b/>
           <w:sz w:val="18"/>
         </w:rPr>
-        <w:t>033085  Banderines de calidad del espesor óptico de aerosol</w:t>
+        <w:t>0 33 085  Banderines de calidad del espesor óptico de aerosol</w:t>
       </w:r>
     </w:p>
     <w:tbl>
@@ -29770,7 +29770,7 @@
           <w:b/>
           <w:sz w:val="18"/>
         </w:rPr>
-        <w:t>033086  Recuperación de la calidad del nivel del pixel</w:t>
+        <w:t>0 33 086  Recuperación de la calidad del nivel del pixel</w:t>
       </w:r>
     </w:p>
     <w:tbl>
@@ -30155,7 +30155,7 @@
           <w:b/>
           <w:sz w:val="18"/>
         </w:rPr>
-        <w:t>033087  Alcance del satélite en la anomalía del Atlántico sur (basado en datos climatológicos)</w:t>
+        <w:t>0 33 087  Alcance del satélite en la anomalía del Atlántico sur (basado en datos climatológicos)</w:t>
       </w:r>
     </w:p>
     <w:tbl>
@@ -30785,7 +30785,7 @@
           <w:b/>
           <w:sz w:val="18"/>
         </w:rPr>
-        <w:t>033088  Banderines de calidad de la columna total de ozono</w:t>
+        <w:t>0 33 088  Banderines de calidad de la columna total de ozono</w:t>
       </w:r>
     </w:p>
     <w:tbl>
@@ -31562,7 +31562,7 @@
           <w:b/>
           <w:sz w:val="18"/>
         </w:rPr>
-        <w:t>033092  Banderín de calidad oceánica de banda específica</w:t>
+        <w:t>0 33 092  Banderín de calidad oceánica de banda específica</w:t>
       </w:r>
     </w:p>
     <w:tbl>
@@ -31849,7 +31849,7 @@
           <w:b/>
           <w:sz w:val="18"/>
         </w:rPr>
-        <w:t>033093  Banderines de calidad ampliados para datos del GNSS terrestres</w:t>
+        <w:t>0 33 093  Banderines de calidad ampliados para datos del GNSS terrestres</w:t>
       </w:r>
     </w:p>
     <w:tbl>
